--- a/DR/Титулна страница.docx
+++ b/DR/Титулна страница.docx
@@ -12,8 +12,17 @@
         <w:jc w:val="center"/>
         <w:rPr>
           <w:color w:val="4472C4" w:themeColor="accent1"/>
+          <w:lang w:val="en-US"/>
         </w:rPr>
       </w:pPr>
+      <w:bookmarkStart w:id="0" w:name="_GoBack"/>
+      <w:bookmarkEnd w:id="0"/>
+      <w:r>
+        <w:rPr>
+          <w:color w:val="4472C4" w:themeColor="accent1"/>
+        </w:rPr>
+        <w:tab/>
+      </w:r>
     </w:p>
     <w:p>
       <w:pPr>
@@ -231,29 +240,42 @@
         </w:p>
         <w:p>
           <w:pPr>
+            <w:rPr>
+              <w:lang w:val="en-US"/>
+            </w:rPr>
+          </w:pPr>
+          <w:r>
+            <w:rPr>
+              <w:b/>
+              <w:sz w:val="32"/>
+            </w:rPr>
+            <w:t>Тема:</w:t>
+          </w:r>
+          <w:r>
+            <w:rPr>
+              <w:sz w:val="32"/>
+            </w:rPr>
+            <w:t xml:space="preserve"> </w:t>
+          </w:r>
+          <w:r>
+            <w:t>Система за видео наблюдение през уеб (Live Streaming). Разработване на уеб приложение, което се свързва с видео камера, показва видео поток „на живо“ в браузъра и реализира базово засичане на движение чрез ср</w:t>
+          </w:r>
+          <w:r>
+            <w:t>авнение на последователни кадри</w:t>
+          </w:r>
+          <w:r>
+            <w:t>.</w:t>
+          </w:r>
+        </w:p>
+        <w:p>
+          <w:pPr>
             <w:pStyle w:val="NoSpacing"/>
-            <w:ind w:left="851" w:hanging="851"/>
             <w:jc w:val="both"/>
             <w:rPr>
               <w:sz w:val="24"/>
               <w:szCs w:val="24"/>
             </w:rPr>
           </w:pPr>
-          <w:r>
-            <w:rPr>
-              <w:b/>
-              <w:sz w:val="32"/>
-              <w:szCs w:val="24"/>
-            </w:rPr>
-            <w:t>Тема:</w:t>
-          </w:r>
-          <w:r>
-            <w:rPr>
-              <w:sz w:val="32"/>
-              <w:szCs w:val="24"/>
-            </w:rPr>
-            <w:t xml:space="preserve"> </w:t>
-          </w:r>
         </w:p>
         <w:p/>
         <w:p/>
@@ -270,6 +292,19 @@
           </w:pPr>
           <w:r>
             <w:t xml:space="preserve">Изготвил: </w:t>
+          </w:r>
+        </w:p>
+        <w:p>
+          <w:pPr>
+            <w:spacing w:after="0"/>
+            <w:ind w:left="4536" w:firstLine="0"/>
+          </w:pPr>
+          <w:r>
+            <w:tab/>
+          </w:r>
+          <w:r>
+            <w:tab/>
+            <w:t>Костадин Пидов</w:t>
           </w:r>
         </w:p>
         <w:p>
@@ -309,12 +344,8 @@
       </w:sdtContent>
     </w:sdt>
     <w:sectPr>
-      <w:headerReference w:type="even" r:id="rId8"/>
-      <w:headerReference w:type="default" r:id="rId9"/>
-      <w:footerReference w:type="even" r:id="rId10"/>
-      <w:footerReference w:type="default" r:id="rId11"/>
-      <w:headerReference w:type="first" r:id="rId12"/>
-      <w:footerReference w:type="first" r:id="rId13"/>
+      <w:headerReference w:type="first" r:id="rId8"/>
+      <w:footerReference w:type="first" r:id="rId9"/>
       <w:pgSz w:w="11906" w:h="16838"/>
       <w:pgMar w:top="1417" w:right="1417" w:bottom="1417" w:left="1417" w:header="708" w:footer="708" w:gutter="0"/>
       <w:pgNumType w:start="0"/>
@@ -349,26 +380,6 @@
 <w:ftr xmlns:wpc="http://schemas.microsoft.com/office/word/2010/wordprocessingCanvas" xmlns:cx="http://schemas.microsoft.com/office/drawing/2014/chartex" xmlns:mc="http://schemas.openxmlformats.org/markup-compatibility/2006" xmlns:o="urn:schemas-microsoft-com:office:office" xmlns:r="http://schemas.openxmlformats.org/officeDocument/2006/relationships" xmlns:m="http://schemas.openxmlformats.org/officeDocument/2006/math" xmlns:v="urn:schemas-microsoft-com:vml" xmlns:wp14="http://schemas.microsoft.com/office/word/2010/wordprocessingDrawing" xmlns:wp="http://schemas.openxmlformats.org/drawingml/2006/wordprocessingDrawing" xmlns:w10="urn:schemas-microsoft-com:office:word" xmlns:w="http://schemas.openxmlformats.org/wordprocessingml/2006/main" xmlns:w14="http://schemas.microsoft.com/office/word/2010/wordml" xmlns:w15="http://schemas.microsoft.com/office/word/2012/wordml" xmlns:w16se="http://schemas.microsoft.com/office/word/2015/wordml/symex" xmlns:wpg="http://schemas.microsoft.com/office/word/2010/wordprocessingGroup" xmlns:wpi="http://schemas.microsoft.com/office/word/2010/wordprocessingInk" xmlns:wne="http://schemas.microsoft.com/office/word/2006/wordml" xmlns:wps="http://schemas.microsoft.com/office/word/2010/wordprocessingShape" mc:Ignorable="w14 w15 w16se wp14">
   <w:p>
     <w:pPr>
-      <w:pStyle w:val="Footer"/>
-    </w:pPr>
-  </w:p>
-</w:ftr>
-</file>
-
-<file path=word/footer2.xml><?xml version="1.0" encoding="utf-8"?>
-<w:ftr xmlns:wpc="http://schemas.microsoft.com/office/word/2010/wordprocessingCanvas" xmlns:cx="http://schemas.microsoft.com/office/drawing/2014/chartex" xmlns:mc="http://schemas.openxmlformats.org/markup-compatibility/2006" xmlns:o="urn:schemas-microsoft-com:office:office" xmlns:r="http://schemas.openxmlformats.org/officeDocument/2006/relationships" xmlns:m="http://schemas.openxmlformats.org/officeDocument/2006/math" xmlns:v="urn:schemas-microsoft-com:vml" xmlns:wp14="http://schemas.microsoft.com/office/word/2010/wordprocessingDrawing" xmlns:wp="http://schemas.openxmlformats.org/drawingml/2006/wordprocessingDrawing" xmlns:w10="urn:schemas-microsoft-com:office:word" xmlns:w="http://schemas.openxmlformats.org/wordprocessingml/2006/main" xmlns:w14="http://schemas.microsoft.com/office/word/2010/wordml" xmlns:w15="http://schemas.microsoft.com/office/word/2012/wordml" xmlns:w16se="http://schemas.microsoft.com/office/word/2015/wordml/symex" xmlns:wpg="http://schemas.microsoft.com/office/word/2010/wordprocessingGroup" xmlns:wpi="http://schemas.microsoft.com/office/word/2010/wordprocessingInk" xmlns:wne="http://schemas.microsoft.com/office/word/2006/wordml" xmlns:wps="http://schemas.microsoft.com/office/word/2010/wordprocessingShape" mc:Ignorable="w14 w15 w16se wp14">
-  <w:p>
-    <w:pPr>
-      <w:pStyle w:val="Footer"/>
-    </w:pPr>
-  </w:p>
-</w:ftr>
-</file>
-
-<file path=word/footer3.xml><?xml version="1.0" encoding="utf-8"?>
-<w:ftr xmlns:wpc="http://schemas.microsoft.com/office/word/2010/wordprocessingCanvas" xmlns:cx="http://schemas.microsoft.com/office/drawing/2014/chartex" xmlns:mc="http://schemas.openxmlformats.org/markup-compatibility/2006" xmlns:o="urn:schemas-microsoft-com:office:office" xmlns:r="http://schemas.openxmlformats.org/officeDocument/2006/relationships" xmlns:m="http://schemas.openxmlformats.org/officeDocument/2006/math" xmlns:v="urn:schemas-microsoft-com:vml" xmlns:wp14="http://schemas.microsoft.com/office/word/2010/wordprocessingDrawing" xmlns:wp="http://schemas.openxmlformats.org/drawingml/2006/wordprocessingDrawing" xmlns:w10="urn:schemas-microsoft-com:office:word" xmlns:w="http://schemas.openxmlformats.org/wordprocessingml/2006/main" xmlns:w14="http://schemas.microsoft.com/office/word/2010/wordml" xmlns:w15="http://schemas.microsoft.com/office/word/2012/wordml" xmlns:w16se="http://schemas.microsoft.com/office/word/2015/wordml/symex" xmlns:wpg="http://schemas.microsoft.com/office/word/2010/wordprocessingGroup" xmlns:wpi="http://schemas.microsoft.com/office/word/2010/wordprocessingInk" xmlns:wne="http://schemas.microsoft.com/office/word/2006/wordml" xmlns:wps="http://schemas.microsoft.com/office/word/2010/wordprocessingShape" mc:Ignorable="w14 w15 w16se wp14">
-  <w:p>
-    <w:pPr>
       <w:jc w:val="center"/>
     </w:pPr>
     <w:r>
@@ -389,8 +400,6 @@
     <w:r>
       <w:t>гр. Банско</w:t>
     </w:r>
-    <w:bookmarkStart w:id="9" w:name="_GoBack"/>
-    <w:bookmarkEnd w:id="9"/>
   </w:p>
   <w:p>
     <w:pPr>
@@ -423,35 +432,15 @@
 <w:hdr xmlns:wpc="http://schemas.microsoft.com/office/word/2010/wordprocessingCanvas" xmlns:cx="http://schemas.microsoft.com/office/drawing/2014/chartex" xmlns:mc="http://schemas.openxmlformats.org/markup-compatibility/2006" xmlns:o="urn:schemas-microsoft-com:office:office" xmlns:r="http://schemas.openxmlformats.org/officeDocument/2006/relationships" xmlns:m="http://schemas.openxmlformats.org/officeDocument/2006/math" xmlns:v="urn:schemas-microsoft-com:vml" xmlns:wp14="http://schemas.microsoft.com/office/word/2010/wordprocessingDrawing" xmlns:wp="http://schemas.openxmlformats.org/drawingml/2006/wordprocessingDrawing" xmlns:w10="urn:schemas-microsoft-com:office:word" xmlns:w="http://schemas.openxmlformats.org/wordprocessingml/2006/main" xmlns:w14="http://schemas.microsoft.com/office/word/2010/wordml" xmlns:w15="http://schemas.microsoft.com/office/word/2012/wordml" xmlns:w16se="http://schemas.microsoft.com/office/word/2015/wordml/symex" xmlns:wpg="http://schemas.microsoft.com/office/word/2010/wordprocessingGroup" xmlns:wpi="http://schemas.microsoft.com/office/word/2010/wordprocessingInk" xmlns:wne="http://schemas.microsoft.com/office/word/2006/wordml" xmlns:wps="http://schemas.microsoft.com/office/word/2010/wordprocessingShape" mc:Ignorable="w14 w15 w16se wp14">
   <w:p>
     <w:pPr>
-      <w:pStyle w:val="Header"/>
-    </w:pPr>
-  </w:p>
-</w:hdr>
-</file>
-
-<file path=word/header2.xml><?xml version="1.0" encoding="utf-8"?>
-<w:hdr xmlns:wpc="http://schemas.microsoft.com/office/word/2010/wordprocessingCanvas" xmlns:cx="http://schemas.microsoft.com/office/drawing/2014/chartex" xmlns:mc="http://schemas.openxmlformats.org/markup-compatibility/2006" xmlns:o="urn:schemas-microsoft-com:office:office" xmlns:r="http://schemas.openxmlformats.org/officeDocument/2006/relationships" xmlns:m="http://schemas.openxmlformats.org/officeDocument/2006/math" xmlns:v="urn:schemas-microsoft-com:vml" xmlns:wp14="http://schemas.microsoft.com/office/word/2010/wordprocessingDrawing" xmlns:wp="http://schemas.openxmlformats.org/drawingml/2006/wordprocessingDrawing" xmlns:w10="urn:schemas-microsoft-com:office:word" xmlns:w="http://schemas.openxmlformats.org/wordprocessingml/2006/main" xmlns:w14="http://schemas.microsoft.com/office/word/2010/wordml" xmlns:w15="http://schemas.microsoft.com/office/word/2012/wordml" xmlns:w16se="http://schemas.microsoft.com/office/word/2015/wordml/symex" xmlns:wpg="http://schemas.microsoft.com/office/word/2010/wordprocessingGroup" xmlns:wpi="http://schemas.microsoft.com/office/word/2010/wordprocessingInk" xmlns:wne="http://schemas.microsoft.com/office/word/2006/wordml" xmlns:wps="http://schemas.microsoft.com/office/word/2010/wordprocessingShape" mc:Ignorable="w14 w15 w16se wp14">
-  <w:p>
-    <w:pPr>
-      <w:pStyle w:val="Header"/>
-    </w:pPr>
-  </w:p>
-</w:hdr>
-</file>
-
-<file path=word/header3.xml><?xml version="1.0" encoding="utf-8"?>
-<w:hdr xmlns:wpc="http://schemas.microsoft.com/office/word/2010/wordprocessingCanvas" xmlns:cx="http://schemas.microsoft.com/office/drawing/2014/chartex" xmlns:mc="http://schemas.openxmlformats.org/markup-compatibility/2006" xmlns:o="urn:schemas-microsoft-com:office:office" xmlns:r="http://schemas.openxmlformats.org/officeDocument/2006/relationships" xmlns:m="http://schemas.openxmlformats.org/officeDocument/2006/math" xmlns:v="urn:schemas-microsoft-com:vml" xmlns:wp14="http://schemas.microsoft.com/office/word/2010/wordprocessingDrawing" xmlns:wp="http://schemas.openxmlformats.org/drawingml/2006/wordprocessingDrawing" xmlns:w10="urn:schemas-microsoft-com:office:word" xmlns:w="http://schemas.openxmlformats.org/wordprocessingml/2006/main" xmlns:w14="http://schemas.microsoft.com/office/word/2010/wordml" xmlns:w15="http://schemas.microsoft.com/office/word/2012/wordml" xmlns:w16se="http://schemas.microsoft.com/office/word/2015/wordml/symex" xmlns:wpg="http://schemas.microsoft.com/office/word/2010/wordprocessingGroup" xmlns:wpi="http://schemas.microsoft.com/office/word/2010/wordprocessingInk" xmlns:wne="http://schemas.microsoft.com/office/word/2006/wordml" xmlns:wps="http://schemas.microsoft.com/office/word/2010/wordprocessingShape" mc:Ignorable="w14 w15 w16se wp14">
-  <w:p>
-    <w:pPr>
       <w:jc w:val="center"/>
       <w:rPr>
         <w:b/>
         <w:sz w:val="32"/>
       </w:rPr>
     </w:pPr>
-    <w:bookmarkStart w:id="0" w:name="_Toc129205739"/>
-    <w:bookmarkStart w:id="1" w:name="_Toc129205851"/>
-    <w:bookmarkStart w:id="2" w:name="_Toc129206015"/>
+    <w:bookmarkStart w:id="1" w:name="_Toc129205739"/>
+    <w:bookmarkStart w:id="2" w:name="_Toc129205851"/>
+    <w:bookmarkStart w:id="3" w:name="_Toc129206015"/>
     <w:r>
       <w:rPr>
         <w:b/>
@@ -528,12 +517,12 @@
         <w:sz w:val="20"/>
       </w:rPr>
     </w:pPr>
-    <w:bookmarkStart w:id="3" w:name="_Toc129205740"/>
-    <w:bookmarkStart w:id="4" w:name="_Toc129205852"/>
-    <w:bookmarkStart w:id="5" w:name="_Toc129206016"/>
-    <w:bookmarkEnd w:id="0"/>
+    <w:bookmarkStart w:id="4" w:name="_Toc129205740"/>
+    <w:bookmarkStart w:id="5" w:name="_Toc129205852"/>
+    <w:bookmarkStart w:id="6" w:name="_Toc129206016"/>
     <w:bookmarkEnd w:id="1"/>
     <w:bookmarkEnd w:id="2"/>
+    <w:bookmarkEnd w:id="3"/>
     <w:r>
       <w:rPr>
         <w:sz w:val="20"/>
@@ -553,21 +542,21 @@
       </w:rPr>
       <w:t xml:space="preserve"> №23,</w:t>
     </w:r>
-    <w:bookmarkStart w:id="6" w:name="_Toc129205741"/>
-    <w:bookmarkStart w:id="7" w:name="_Toc129205853"/>
-    <w:bookmarkStart w:id="8" w:name="_Toc129206017"/>
-    <w:bookmarkEnd w:id="3"/>
+    <w:bookmarkStart w:id="7" w:name="_Toc129205741"/>
+    <w:bookmarkStart w:id="8" w:name="_Toc129205853"/>
+    <w:bookmarkStart w:id="9" w:name="_Toc129206017"/>
     <w:bookmarkEnd w:id="4"/>
     <w:bookmarkEnd w:id="5"/>
+    <w:bookmarkEnd w:id="6"/>
     <w:r>
       <w:rPr>
         <w:sz w:val="20"/>
       </w:rPr>
       <w:t xml:space="preserve">тел: 074988402, е-mail: </w:t>
     </w:r>
-    <w:bookmarkEnd w:id="6"/>
     <w:bookmarkEnd w:id="7"/>
     <w:bookmarkEnd w:id="8"/>
+    <w:bookmarkEnd w:id="9"/>
     <w:r>
       <w:rPr>
         <w:sz w:val="20"/>
@@ -2864,7 +2853,7 @@
 </file>
 
 <file path=customXml/itemProps1.xml><?xml version="1.0" encoding="utf-8"?>
-<ds:datastoreItem xmlns:ds="http://schemas.openxmlformats.org/officeDocument/2006/customXml" ds:itemID="{EE48CB7D-D2E8-4F2B-B430-0525806A127D}">
+<ds:datastoreItem xmlns:ds="http://schemas.openxmlformats.org/officeDocument/2006/customXml" ds:itemID="{15FAC9EF-8CB9-4CD1-8BC5-6CA58AC08538}">
   <ds:schemaRefs>
     <ds:schemaRef ds:uri="http://schemas.openxmlformats.org/officeDocument/2006/bibliography"/>
   </ds:schemaRefs>

--- a/DR/Титулна страница.docx
+++ b/DR/Титулна страница.docx
@@ -15,8 +15,6 @@
           <w:lang w:val="en-US"/>
         </w:rPr>
       </w:pPr>
-      <w:bookmarkStart w:id="0" w:name="_GoBack"/>
-      <w:bookmarkEnd w:id="0"/>
       <w:r>
         <w:rPr>
           <w:color w:val="4472C4" w:themeColor="accent1"/>
@@ -261,11 +259,10 @@
             <w:t>Система за видео наблюдение през уеб (Live Streaming). Разработване на уеб приложение, което се свързва с видео камера, показва видео поток „на живо“ в браузъра и реализира базово засичане на движение чрез ср</w:t>
           </w:r>
           <w:r>
-            <w:t>авнение на последователни кадри</w:t>
+            <w:t>авнение на последователни кадри.</w:t>
           </w:r>
-          <w:r>
-            <w:t>.</w:t>
-          </w:r>
+          <w:bookmarkStart w:id="0" w:name="_GoBack"/>
+          <w:bookmarkEnd w:id="0"/>
         </w:p>
         <w:p>
           <w:pPr>
@@ -2853,7 +2850,7 @@
 </file>
 
 <file path=customXml/itemProps1.xml><?xml version="1.0" encoding="utf-8"?>
-<ds:datastoreItem xmlns:ds="http://schemas.openxmlformats.org/officeDocument/2006/customXml" ds:itemID="{15FAC9EF-8CB9-4CD1-8BC5-6CA58AC08538}">
+<ds:datastoreItem xmlns:ds="http://schemas.openxmlformats.org/officeDocument/2006/customXml" ds:itemID="{6B78DC48-67AD-48D2-BF94-52A7E3006C4F}">
   <ds:schemaRefs>
     <ds:schemaRef ds:uri="http://schemas.openxmlformats.org/officeDocument/2006/bibliography"/>
   </ds:schemaRefs>
